--- a/resources/templates/Climate_Seasonal_Forecast.docx
+++ b/resources/templates/Climate_Seasonal_Forecast.docx
@@ -1,5 +1,32 @@
 
-<file path=word/document.xml><?xml version="1.0" encoding="utf-8"?>
+<file path=docProps\app.xml><?xml version="1.0" encoding="utf-8"?>
+<Properties xmlns="http://schemas.openxmlformats.org/officeDocument/2006/extended-properties" xmlns:vt="http://schemas.openxmlformats.org/officeDocument/2006/docPropsVTypes">
+  <Template/>
+  <TotalTime>0</TotalTime>
+  <Application>LibreOffice/7.3.7.2$Linux_X86_64 LibreOffice_project/30$Build-2</Application>
+  <AppVersion>15.0000</AppVersion>
+  <Pages>7</Pages>
+  <Words>853</Words>
+  <Characters>4759</Characters>
+  <CharactersWithSpaces>5551</CharactersWithSpaces>
+  <Paragraphs>89</Paragraphs>
+</Properties>
+</file>
+
+<file path=docProps\core.xml><?xml version="1.0" encoding="utf-8"?>
+<cp:coreProperties xmlns:cp="http://schemas.openxmlformats.org/package/2006/metadata/core-properties" xmlns:dc="http://purl.org/dc/elements/1.1/" xmlns:dcterms="http://purl.org/dc/terms/" xmlns:dcmitype="http://purl.org/dc/dcmitype/" xmlns:xsi="http://www.w3.org/2001/XMLSchema-instance">
+  <dc:creator/>
+  <dc:description/>
+  <dc:language>en-US</dc:language>
+  <cp:lastModifiedBy/>
+  <dcterms:modified xsi:type="dcterms:W3CDTF">2026-03-13T08:10:06Z</dcterms:modified>
+  <cp:revision>1</cp:revision>
+  <dc:subject/>
+  <dc:title/>
+</cp:coreProperties>
+</file>
+
+<file path=word\document.xml><?xml version="1.0" encoding="utf-8"?>
 <w:document xmlns:o="urn:schemas-microsoft-com:office:office" xmlns:r="http://schemas.openxmlformats.org/officeDocument/2006/relationships" xmlns:v="urn:schemas-microsoft-com:vml" xmlns:w="http://schemas.openxmlformats.org/wordprocessingml/2006/main" xmlns:w10="urn:schemas-microsoft-com:office:word" xmlns:wp="http://schemas.openxmlformats.org/drawingml/2006/wordprocessingDrawing" xmlns:wps="http://schemas.microsoft.com/office/word/2010/wordprocessingShape" xmlns:wpg="http://schemas.microsoft.com/office/word/2010/wordprocessingGroup" xmlns:mc="http://schemas.openxmlformats.org/markup-compatibility/2006" xmlns:wp14="http://schemas.microsoft.com/office/word/2010/wordprocessingDrawing" xmlns:w14="http://schemas.microsoft.com/office/word/2010/wordml" xmlns:w15="http://schemas.microsoft.com/office/word/2012/wordml" mc:Ignorable="w14 wp14 w15">
   <w:body>
     <w:tbl>
@@ -248,7 +275,7 @@
           <w:i/>
           <w:sz w:val="19"/>
         </w:rPr>
-        <w:t>Date of Issue: 07/02/2025</w:t>
+        <w:t>Date of Issue: {{issue_date}}</w:t>
       </w:r>
     </w:p>
     <w:p>
@@ -267,7 +294,7 @@
           <w:sz w:val="28"/>
           <w:u w:val="single"/>
         </w:rPr>
-        <w:t>Seasonal Climate Outlook February 2025 to June 2025</w:t>
+        <w:t>{{document_title}}</w:t>
       </w:r>
     </w:p>
     <w:p>
@@ -286,7 +313,7 @@
           <w:sz w:val="24"/>
           <w:u w:val="single"/>
         </w:rPr>
-        <w:t>REVIEW OF OCTOBER 2024 TO DECEMBER 2024</w:t>
+        <w:t>{{review_heading}}</w:t>
       </w:r>
     </w:p>
     <w:p>
@@ -305,15 +332,15 @@
           <w:sz w:val="24"/>
           <w:u w:val="single"/>
         </w:rPr>
-        <w:t>Rainfall Performance</w:t>
-      </w:r>
-    </w:p>
-    <w:p>
-      <w:pPr>
-        <w:pStyle w:val="Normal"/>
-        <w:bidi w:val="0"/>
-        <w:spacing w:lineRule="auto" w:line="240" w:before="0" w:after="280"/>
-        <w:jc w:val="left"/>
+        <w:t>{{highlights_block}}</w:t>
+      </w:r>
+    </w:p>
+    <w:p>
+      <w:pPr>
+        <w:pStyle w:val="Normal"/>
+        <w:bidi w:val="0"/>
+        <w:spacing w:lineRule="auto" w:line="240" w:before="0" w:after="80"/>
+        <w:jc w:val="center"/>
         <w:rPr/>
       </w:pPr>
       <w:r>
@@ -324,9 +351,26 @@
           <w:sz w:val="24"/>
           <w:u w:val="single"/>
         </w:rPr>
-        <w:t>Influence of Tropical Cyclones and Disturbances on rainfall performance and extremely</w:t>
-        <w:br/>
-        <w:t>hot temperatures (Heat waves)</w:t>
+        <w:t>{{contents_block}}</w:t>
+      </w:r>
+    </w:p>
+    <w:p>
+      <w:pPr>
+        <w:pStyle w:val="Normal"/>
+        <w:bidi w:val="0"/>
+        <w:spacing w:lineRule="auto" w:line="240" w:before="0" w:after="280"/>
+        <w:jc w:val="left"/>
+        <w:rPr/>
+      </w:pPr>
+      <w:r>
+        <w:rPr>
+          <w:rFonts w:eastAsia="Times New Roman" w:ascii="Times New Roman" w:hAnsi="Times New Roman"/>
+          <w:b/>
+          <w:i w:val="false"/>
+          <w:sz w:val="24"/>
+          <w:u w:val="single"/>
+        </w:rPr>
+        <w:t>{{drivers_block}}</w:t>
       </w:r>
     </w:p>
     <w:p>
@@ -342,7 +386,7 @@
           <w:rFonts w:eastAsia="Times New Roman" w:ascii="Times New Roman" w:hAnsi="Times New Roman"/>
           <w:sz w:val="24"/>
         </w:rPr>
-        <w:t>Tropical cyclones (TCs) are very deep low-pressure systems that form between November and May each year over the South West Indian Ocean (SWIO). Their influence on weather and rainfall over Southern Africa varies from country to country depending on their trajectory (path). Over Lesotho the presence and movement of the TCs over the SWIO results in moisture deficit and suppressed rainfall, and extremely hot conditions (heat waves), leading to very dry conditions. It is, however, worth noting that, currently Tropical cyclogenesis (formation) forecast is complicated and beyond dynamical models’ capability.</w:t>
+        <w:t>{{driver_description}}</w:t>
       </w:r>
     </w:p>
     <w:p>
@@ -2117,7 +2161,7 @@
           <w:sz w:val="24"/>
           <w:u w:val="single"/>
         </w:rPr>
-        <w:t>Climate Monitoring (Dekadal Rainfall Performance)</w:t>
+        <w:t>Climate Monitoring (Dekadal {{contents_block}})</w:t>
       </w:r>
     </w:p>
     <w:p>
@@ -2316,7 +2360,11 @@
           <w:rFonts w:eastAsia="Times New Roman" w:ascii="Times New Roman" w:hAnsi="Times New Roman"/>
           <w:sz w:val="24"/>
         </w:rPr>
-        <w:t>The period from February to July 2025 is expected to receive normal to above-normal rainfall. The February-March-April (FMA) season has a moderate level of confidence in this projection (Figure 4), while the March-April-May (MAM) season carries a lower confidence (Figure 5). Confidence significantly improves in the April-May-June (AMJ) season (Figure 6), very high confidence in normal to above-normal precipitation. The May-June-July (MJJ) season maintains a high level of confidence (Figure 7), indicating a strong likelihood of continued favourable precipitation conditions. It is worth noting that the seasons MAM, AMJ and MJJ are characterized by relatively cold to warm temperatures and events of snowfall. Figures 8, 9, 10 and 11 below indicate normal rainfall for the forecast periods, for reference. Temperatures are also expected to be normal to above normal.</w:t>
+        <w:t>Rainfall outlook: {{rainfall_outlook}}</w:t>
+        <w:br/>
+        <w:t xml:space="preserve">Temperature outlook: {{temperature_outlook}}</w:t>
+        <w:br/>
+        <w:t xml:space="preserve">Confidence level: {{confidence_level}}</w:t>
       </w:r>
     </w:p>
     <w:p>
@@ -3111,7 +3159,61 @@
 </w:document>
 </file>
 
-<file path=word/styles.xml><?xml version="1.0" encoding="utf-8"?>
+<file path=word\fontTable.xml><?xml version="1.0" encoding="utf-8"?>
+<w:fonts xmlns:w="http://schemas.openxmlformats.org/wordprocessingml/2006/main" xmlns:r="http://schemas.openxmlformats.org/officeDocument/2006/relationships">
+  <w:font w:name="Times New Roman">
+    <w:charset w:val="00"/>
+    <w:family w:val="roman"/>
+    <w:pitch w:val="variable"/>
+  </w:font>
+  <w:font w:name="Symbol">
+    <w:charset w:val="02"/>
+    <w:family w:val="roman"/>
+    <w:pitch w:val="variable"/>
+  </w:font>
+  <w:font w:name="Arial">
+    <w:charset w:val="00"/>
+    <w:family w:val="swiss"/>
+    <w:pitch w:val="variable"/>
+  </w:font>
+  <w:font w:name="Liberation Serif">
+    <w:altName w:val="Times New Roman"/>
+    <w:charset w:val="01"/>
+    <w:family w:val="roman"/>
+    <w:pitch w:val="variable"/>
+  </w:font>
+  <w:font w:name="Calibri">
+    <w:charset w:val="01"/>
+    <w:family w:val="roman"/>
+    <w:pitch w:val="variable"/>
+  </w:font>
+  <w:font w:name="Liberation Sans">
+    <w:altName w:val="Arial"/>
+    <w:charset w:val="01"/>
+    <w:family w:val="swiss"/>
+    <w:pitch w:val="variable"/>
+  </w:font>
+  <w:font w:name="Times New Roman">
+    <w:charset w:val="01"/>
+    <w:family w:val="roman"/>
+    <w:pitch w:val="variable"/>
+  </w:font>
+</w:fonts>
+</file>
+
+<file path=word\settings.xml><?xml version="1.0" encoding="utf-8"?>
+<w:settings xmlns:w="http://schemas.openxmlformats.org/wordprocessingml/2006/main">
+  <w:zoom w:percent="100"/>
+  <w:defaultTabStop w:val="709"/>
+  <w:autoHyphenation w:val="true"/>
+  <w:compat>
+    <w:compatSetting w:name="compatibilityMode" w:uri="http://schemas.microsoft.com/office/word" w:val="12"/>
+  </w:compat>
+  <w:themeFontLang w:val="" w:eastAsia="" w:bidi=""/>
+</w:settings>
+</file>
+
+<file path=word\styles.xml><?xml version="1.0" encoding="utf-8"?>
 <w:styles xmlns:w="http://schemas.openxmlformats.org/wordprocessingml/2006/main" xmlns:w14="http://schemas.microsoft.com/office/word/2010/wordml" xmlns:mc="http://schemas.openxmlformats.org/markup-compatibility/2006" mc:Ignorable="w14">
   <w:docDefaults>
     <w:rPrDefault>
